--- a/01_《三人行》全24集全流程标杆成品库/03_剧作结构、悬念节奏与视听解码/EP10_《三人行》第十集《只要我想》剧作结构、悬念节奏与视听解码.docx
+++ b/01_《三人行》全24集全流程标杆成品库/03_剧作结构、悬念节奏与视听解码/EP10_《三人行》第十集《只要我想》剧作结构、悬念节奏与视听解码.docx
@@ -204,19 +204,8 @@
             <w:shd w:fill="1F3864"/>
           </w:tcPr>
           <w:p>
-            <w:pPr>
-              <w:spacing w:before="40" w:after="40" w:line="312" w:lineRule="auto"/>
-              <w:jc w:val="center"/>
-            </w:pPr>
-            <w:r/>
             <w:r>
-              <w:rPr>
-                <w:rFonts w:ascii="Arial" w:hAnsi="Arial" w:eastAsia="黑体"/>
-                <w:b/>
-                <w:color w:val="FFFFFF"/>
-                <w:sz w:val="19"/>
-              </w:rPr>
-              <w:t>核心道具 / 文字意象载体</w:t>
+              <w:t>当集核心道具 / 屏幕文字 / 微镜像载体</w:t>
             </w:r>
           </w:p>
         </w:tc>
@@ -233,659 +222,164 @@
             <w:shd w:fill="1F3864"/>
           </w:tcPr>
           <w:p>
-            <w:pPr>
-              <w:spacing w:before="40" w:after="40" w:line="312" w:lineRule="auto"/>
-              <w:jc w:val="center"/>
-            </w:pPr>
-            <w:r/>
             <w:r>
-              <w:rPr>
-                <w:rFonts w:ascii="Arial" w:hAnsi="Arial" w:eastAsia="黑体"/>
-                <w:b/>
-                <w:color w:val="FFFFFF"/>
-                <w:sz w:val="19"/>
-              </w:rPr>
               <w:t>本集物理实证、微距文字原文与跨集因果闭环解析</w:t>
             </w:r>
           </w:p>
         </w:tc>
       </w:tr>
       <w:tr>
-        <w:trPr>
-          <w:cantSplit/>
-        </w:trPr>
         <w:tc>
           <w:tcPr>
-            <w:tcW w:type="dxa" w:w="3024"/>
-            <w:vAlign w:val="center"/>
+            <w:tcW w:type="dxa" w:w="5184"/>
             <w:tcMar>
-              <w:top w:w="105" w:type="dxa"/>
-              <w:bottom w:w="105" w:type="dxa"/>
-              <w:left w:w="145" w:type="dxa"/>
-              <w:right w:w="145" w:type="dxa"/>
+              <w:top w:w="70" w:type="dxa"/>
+              <w:bottom w:w="70" w:type="dxa"/>
+              <w:left w:w="100" w:type="dxa"/>
+              <w:right w:w="100" w:type="dxa"/>
             </w:tcMar>
+            <w:shd w:fill="FFFFFF"/>
           </w:tcPr>
           <w:p>
             <w:pPr>
-              <w:spacing w:before="40" w:after="40" w:line="341" w:lineRule="auto"/>
               <w:jc w:val="left"/>
             </w:pPr>
-            <w:r/>
             <w:r>
               <w:rPr>
-                <w:rFonts w:ascii="Times New Roman" w:hAnsi="Times New Roman" w:eastAsia="宋体"/>
+                <w:rFonts w:ascii="黑体" w:hAnsi="黑体"/>
                 <w:b/>
-                <w:color w:val="191919"/>
-                <w:sz w:val="19"/>
               </w:rPr>
-              <w:t>10-1　内/外　长林八中高一十班教室与操场铁栅栏外 — 日</w:t>
+              <w:t>男洗手间电闸与被抢的《陈明数学答案略集锦》</w:t>
+              <w:br/>
+              <w:t>（10-5至10-7场）</w:t>
             </w:r>
           </w:p>
         </w:tc>
         <w:tc>
           <w:tcPr>
-            <w:tcW w:type="dxa" w:w="7344"/>
-            <w:vAlign w:val="center"/>
+            <w:tcW w:type="dxa" w:w="5184"/>
             <w:tcMar>
-              <w:top w:w="105" w:type="dxa"/>
-              <w:bottom w:w="105" w:type="dxa"/>
-              <w:left w:w="145" w:type="dxa"/>
-              <w:right w:w="145" w:type="dxa"/>
+              <w:top w:w="70" w:type="dxa"/>
+              <w:bottom w:w="70" w:type="dxa"/>
+              <w:left w:w="100" w:type="dxa"/>
+              <w:right w:w="100" w:type="dxa"/>
             </w:tcMar>
+            <w:shd w:fill="FFFFFF"/>
           </w:tcPr>
           <w:p>
             <w:pPr>
-              <w:spacing w:before="40" w:after="40" w:line="341" w:lineRule="auto"/>
               <w:jc w:val="left"/>
             </w:pPr>
-            <w:r/>
             <w:r>
               <w:rPr>
-                <w:rFonts w:ascii="Times New Roman" w:hAnsi="Times New Roman" w:eastAsia="宋体"/>
+                <w:rFonts w:ascii="宋体" w:hAnsi="宋体"/>
                 <w:b w:val="0"/>
-                <w:color w:val="191919"/>
-                <w:sz w:val="19"/>
               </w:rPr>
-              <w:t>【出场人物】荀未来、赵左右、外卖员、赵了</w:t>
-              <w:br/>
-              <w:t>【戏剧推进】清晨的长林八中校园，晨光掠过孔子汉白玉雕像与教学楼。高一十班教室内，课桌上堆满高耸的复习书本，身穿蓝白校服内搭灰色连帽卫衣的十六岁赵左右正低头全神贯注地刷题。四十一岁的荀未来手臂上搭着深棕色羽绒服、单肩背着书包从后门走进教室，径直走到赵左右课桌旁，俯下身凑到他耳边低声招呼。 左右，我昨天晚上喝断片了，头有点疼。我叫了一点热乎的，陪我去操场上一块儿吃呗。 赵左右握笔的手停顿了一下，被荀未来身上的隔夜酒气呛得抬起右手虚掩住嘴唇轻咳了一声，眉……</w:t>
+              <w:t>荀未来怕小赵重蹈陈明累死覆辙，拉拢罗爱文在男厕所拉闸断电抢走小赵借来的陈明数学笔记，导致小赵与陈明在走廊误会扭打双双记过。</w:t>
             </w:r>
           </w:p>
         </w:tc>
       </w:tr>
       <w:tr>
-        <w:trPr>
-          <w:cantSplit/>
-        </w:trPr>
         <w:tc>
           <w:tcPr>
-            <w:tcW w:type="dxa" w:w="3024"/>
-            <w:vAlign w:val="center"/>
+            <w:tcW w:type="dxa" w:w="5184"/>
             <w:tcMar>
-              <w:top w:w="105" w:type="dxa"/>
-              <w:bottom w:w="105" w:type="dxa"/>
-              <w:left w:w="145" w:type="dxa"/>
-              <w:right w:w="145" w:type="dxa"/>
+              <w:top w:w="70" w:type="dxa"/>
+              <w:bottom w:w="70" w:type="dxa"/>
+              <w:left w:w="100" w:type="dxa"/>
+              <w:right w:w="100" w:type="dxa"/>
             </w:tcMar>
-            <w:shd w:fill="F7FAFC"/>
+            <w:shd w:fill="F5F7FA"/>
           </w:tcPr>
           <w:p>
             <w:pPr>
-              <w:spacing w:before="40" w:after="40" w:line="341" w:lineRule="auto"/>
               <w:jc w:val="left"/>
             </w:pPr>
-            <w:r/>
             <w:r>
               <w:rPr>
-                <w:rFonts w:ascii="Times New Roman" w:hAnsi="Times New Roman" w:eastAsia="宋体"/>
+                <w:rFonts w:ascii="黑体" w:hAnsi="黑体"/>
                 <w:b/>
-                <w:color w:val="191919"/>
-                <w:sz w:val="19"/>
               </w:rPr>
-              <w:t>10-2　外/内　片头曲《三人行》（OP） — 日/夜</w:t>
+              <w:t>路虎车内的速效救心丸与文综第一成绩单</w:t>
+              <w:br/>
+              <w:t>（10-8至10-12场）</w:t>
             </w:r>
           </w:p>
         </w:tc>
         <w:tc>
           <w:tcPr>
-            <w:tcW w:type="dxa" w:w="7344"/>
-            <w:vAlign w:val="center"/>
+            <w:tcW w:type="dxa" w:w="5184"/>
             <w:tcMar>
-              <w:top w:w="105" w:type="dxa"/>
-              <w:bottom w:w="105" w:type="dxa"/>
-              <w:left w:w="145" w:type="dxa"/>
-              <w:right w:w="145" w:type="dxa"/>
+              <w:top w:w="70" w:type="dxa"/>
+              <w:bottom w:w="70" w:type="dxa"/>
+              <w:left w:w="100" w:type="dxa"/>
+              <w:right w:w="100" w:type="dxa"/>
             </w:tcMar>
-            <w:shd w:fill="F7FAFC"/>
+            <w:shd w:fill="F5F7FA"/>
           </w:tcPr>
           <w:p>
             <w:pPr>
-              <w:spacing w:before="40" w:after="40" w:line="341" w:lineRule="auto"/>
               <w:jc w:val="left"/>
             </w:pPr>
-            <w:r/>
             <w:r>
               <w:rPr>
-                <w:rFonts w:ascii="Times New Roman" w:hAnsi="Times New Roman" w:eastAsia="宋体"/>
+                <w:rFonts w:ascii="宋体" w:hAnsi="宋体"/>
                 <w:b w:val="0"/>
-                <w:color w:val="191919"/>
-                <w:sz w:val="19"/>
               </w:rPr>
-              <w:t>【出场人物】环境/意象叙事</w:t>
-              <w:br/>
-              <w:t>【戏剧推进】伴随着片头曲旋律，时光碎片与三代同体的命运轨迹交错定格于剧名《三人行》（THE TRIPLE ECHO OF TIME）。</w:t>
+              <w:t>赵了在路虎车内上演救心丸苦肉计劝小赵过平淡日子，被小赵一句“万一最后连平淡都够不上呢”问住；小赵凭自身拼搏夺得文综单科全班第三（总分进步10名）。</w:t>
             </w:r>
           </w:p>
         </w:tc>
       </w:tr>
       <w:tr>
-        <w:trPr>
-          <w:cantSplit/>
-        </w:trPr>
         <w:tc>
           <w:tcPr>
-            <w:tcW w:type="dxa" w:w="3024"/>
-            <w:vAlign w:val="center"/>
+            <w:tcW w:type="dxa" w:w="5184"/>
             <w:tcMar>
-              <w:top w:w="105" w:type="dxa"/>
-              <w:bottom w:w="105" w:type="dxa"/>
-              <w:left w:w="145" w:type="dxa"/>
-              <w:right w:w="145" w:type="dxa"/>
+              <w:top w:w="70" w:type="dxa"/>
+              <w:bottom w:w="70" w:type="dxa"/>
+              <w:left w:w="100" w:type="dxa"/>
+              <w:right w:w="100" w:type="dxa"/>
             </w:tcMar>
+            <w:shd w:fill="FFFFFF"/>
           </w:tcPr>
           <w:p>
             <w:pPr>
-              <w:spacing w:before="40" w:after="40" w:line="341" w:lineRule="auto"/>
               <w:jc w:val="left"/>
             </w:pPr>
-            <w:r/>
             <w:r>
               <w:rPr>
-                <w:rFonts w:ascii="Times New Roman" w:hAnsi="Times New Roman" w:eastAsia="宋体"/>
+                <w:rFonts w:ascii="黑体" w:hAnsi="黑体"/>
                 <w:b/>
-                <w:color w:val="191919"/>
-                <w:sz w:val="19"/>
               </w:rPr>
-              <w:t>10-3　内　长林八中·室内体育馆与后台楼梯间 — 日</w:t>
+              <w:t>徐图图钩织的毛球笑脸花朵白毛线帽</w:t>
+              <w:br/>
+              <w:t>（10-14场）</w:t>
             </w:r>
           </w:p>
         </w:tc>
         <w:tc>
           <w:tcPr>
-            <w:tcW w:type="dxa" w:w="7344"/>
-            <w:vAlign w:val="center"/>
+            <w:tcW w:type="dxa" w:w="5184"/>
             <w:tcMar>
-              <w:top w:w="105" w:type="dxa"/>
-              <w:bottom w:w="105" w:type="dxa"/>
-              <w:left w:w="145" w:type="dxa"/>
-              <w:right w:w="145" w:type="dxa"/>
+              <w:top w:w="70" w:type="dxa"/>
+              <w:bottom w:w="70" w:type="dxa"/>
+              <w:left w:w="100" w:type="dxa"/>
+              <w:right w:w="100" w:type="dxa"/>
             </w:tcMar>
+            <w:shd w:fill="FFFFFF"/>
           </w:tcPr>
           <w:p>
             <w:pPr>
-              <w:spacing w:before="40" w:after="40" w:line="341" w:lineRule="auto"/>
               <w:jc w:val="left"/>
             </w:pPr>
-            <w:r/>
             <w:r>
               <w:rPr>
-                <w:rFonts w:ascii="Times New Roman" w:hAnsi="Times New Roman" w:eastAsia="宋体"/>
+                <w:rFonts w:ascii="宋体" w:hAnsi="宋体"/>
                 <w:b w:val="0"/>
-                <w:color w:val="191919"/>
-                <w:sz w:val="19"/>
               </w:rPr>
-              <w:t>【出场人物】体育老师、荀未来、赵左右</w:t>
-              <w:br/>
-              <w:t>【戏剧推进】航拍镜头掠过冬日校园建筑，画面浮现本集片名：第 10 集 只要我想。 铺设着“Jr. NBA”木地板的室内体育馆排球场内，高一十班全体学生穿着蓝白运动校服列队集合。身穿黑灰拼色立领运动服、胸前挂着哨子的体育老师背着手站在排球网前训话，抬起右手比出“五”的手势；队伍里的荀未来左顾右盼，寻找着赵左右的身影。 今天我们的安排，是力量跟体能。大家先热个身啊，绕体育场五圈！全体都有，跑起来！</w:t>
-            </w:r>
-          </w:p>
-        </w:tc>
-      </w:tr>
-      <w:tr>
-        <w:trPr>
-          <w:cantSplit/>
-        </w:trPr>
-        <w:tc>
-          <w:tcPr>
-            <w:tcW w:type="dxa" w:w="3024"/>
-            <w:vAlign w:val="center"/>
-            <w:tcMar>
-              <w:top w:w="105" w:type="dxa"/>
-              <w:bottom w:w="105" w:type="dxa"/>
-              <w:left w:w="145" w:type="dxa"/>
-              <w:right w:w="145" w:type="dxa"/>
-            </w:tcMar>
-            <w:shd w:fill="F7FAFC"/>
-          </w:tcPr>
-          <w:p>
-            <w:pPr>
-              <w:spacing w:before="40" w:after="40" w:line="341" w:lineRule="auto"/>
-              <w:jc w:val="left"/>
-            </w:pPr>
-            <w:r/>
-            <w:r>
-              <w:rPr>
-                <w:rFonts w:ascii="Times New Roman" w:hAnsi="Times New Roman" w:eastAsia="宋体"/>
-                <w:b/>
-                <w:color w:val="191919"/>
-                <w:sz w:val="19"/>
-              </w:rPr>
-              <w:t>10-4　内　长林八中·校医室 — 日</w:t>
-            </w:r>
-          </w:p>
-        </w:tc>
-        <w:tc>
-          <w:tcPr>
-            <w:tcW w:type="dxa" w:w="7344"/>
-            <w:vAlign w:val="center"/>
-            <w:tcMar>
-              <w:top w:w="105" w:type="dxa"/>
-              <w:bottom w:w="105" w:type="dxa"/>
-              <w:left w:w="145" w:type="dxa"/>
-              <w:right w:w="145" w:type="dxa"/>
-            </w:tcMar>
-            <w:shd w:fill="F7FAFC"/>
-          </w:tcPr>
-          <w:p>
-            <w:pPr>
-              <w:spacing w:before="40" w:after="40" w:line="341" w:lineRule="auto"/>
-              <w:jc w:val="left"/>
-            </w:pPr>
-            <w:r/>
-            <w:r>
-              <w:rPr>
-                <w:rFonts w:ascii="Times New Roman" w:hAnsi="Times New Roman" w:eastAsia="宋体"/>
-                <w:b w:val="0"/>
-                <w:color w:val="191919"/>
-                <w:sz w:val="19"/>
-              </w:rPr>
-              <w:t>【出场人物】荀未来、赵左右、尚雪、王一漫、女校医</w:t>
-              <w:br/>
-              <w:t>【戏剧推进】校医室安静的隔间内，脸色苍白的十六岁赵左右平躺在铺着蓝色床单的病床上，双目紧闭处于低血糖昏迷中，干裂的嘴唇却依然在无意识地微微翕动，断断续续地呢喃着历史考点与梦话。坐在病床旁的荀未来俯视着走火入魔的十六岁自己，听得直摇头。 这彻底着魔了，梦里头还在背。 病床上的赵左右眉头紧锁，用微弱的气声在梦中呓语；荀未来微微探身，凑近他的唇边仔细分辨。</w:t>
-            </w:r>
-          </w:p>
-        </w:tc>
-      </w:tr>
-      <w:tr>
-        <w:trPr>
-          <w:cantSplit/>
-        </w:trPr>
-        <w:tc>
-          <w:tcPr>
-            <w:tcW w:type="dxa" w:w="3024"/>
-            <w:vAlign w:val="center"/>
-            <w:tcMar>
-              <w:top w:w="105" w:type="dxa"/>
-              <w:bottom w:w="105" w:type="dxa"/>
-              <w:left w:w="145" w:type="dxa"/>
-              <w:right w:w="145" w:type="dxa"/>
-            </w:tcMar>
-          </w:tcPr>
-          <w:p>
-            <w:pPr>
-              <w:spacing w:before="40" w:after="40" w:line="341" w:lineRule="auto"/>
-              <w:jc w:val="left"/>
-            </w:pPr>
-            <w:r/>
-            <w:r>
-              <w:rPr>
-                <w:rFonts w:ascii="Times New Roman" w:hAnsi="Times New Roman" w:eastAsia="宋体"/>
-                <w:b/>
-                <w:color w:val="191919"/>
-                <w:sz w:val="19"/>
-              </w:rPr>
-              <w:t>10-5　外/内　教学楼外广场·高一十班门外与男洗手间 — 夜</w:t>
-            </w:r>
-          </w:p>
-        </w:tc>
-        <w:tc>
-          <w:tcPr>
-            <w:tcW w:type="dxa" w:w="7344"/>
-            <w:vAlign w:val="center"/>
-            <w:tcMar>
-              <w:top w:w="105" w:type="dxa"/>
-              <w:bottom w:w="105" w:type="dxa"/>
-              <w:left w:w="145" w:type="dxa"/>
-              <w:right w:w="145" w:type="dxa"/>
-            </w:tcMar>
-          </w:tcPr>
-          <w:p>
-            <w:pPr>
-              <w:spacing w:before="40" w:after="40" w:line="341" w:lineRule="auto"/>
-              <w:jc w:val="left"/>
-            </w:pPr>
-            <w:r/>
-            <w:r>
-              <w:rPr>
-                <w:rFonts w:ascii="Times New Roman" w:hAnsi="Times New Roman" w:eastAsia="宋体"/>
-                <w:b w:val="0"/>
-                <w:color w:val="191919"/>
-                <w:sz w:val="19"/>
-              </w:rPr>
-              <w:t>【出场人物】荀未来、罗爱文、赵左右</w:t>
-              <w:br/>
-              <w:t>【戏剧推进】夜幕降临，身穿棕褐色厚羽绒服的罗爱文从教学楼玻璃大门走出来。早已穿好砖红色连帽羽绒服守在树下的荀未来立刻招手唤住他。 小罗。 罗爱文快步跑上前，好奇地询问。</w:t>
-            </w:r>
-          </w:p>
-        </w:tc>
-      </w:tr>
-      <w:tr>
-        <w:trPr>
-          <w:cantSplit/>
-        </w:trPr>
-        <w:tc>
-          <w:tcPr>
-            <w:tcW w:type="dxa" w:w="3024"/>
-            <w:vAlign w:val="center"/>
-            <w:tcMar>
-              <w:top w:w="105" w:type="dxa"/>
-              <w:bottom w:w="105" w:type="dxa"/>
-              <w:left w:w="145" w:type="dxa"/>
-              <w:right w:w="145" w:type="dxa"/>
-            </w:tcMar>
-            <w:shd w:fill="F7FAFC"/>
-          </w:tcPr>
-          <w:p>
-            <w:pPr>
-              <w:spacing w:before="40" w:after="40" w:line="341" w:lineRule="auto"/>
-              <w:jc w:val="left"/>
-            </w:pPr>
-            <w:r/>
-            <w:r>
-              <w:rPr>
-                <w:rFonts w:ascii="Times New Roman" w:hAnsi="Times New Roman" w:eastAsia="宋体"/>
-                <w:b/>
-                <w:color w:val="191919"/>
-                <w:sz w:val="19"/>
-              </w:rPr>
-              <w:t>10-6　内/外　长林八中男生宿舍走廊·校门口与赵了路虎车内 — 夜</w:t>
-            </w:r>
-          </w:p>
-        </w:tc>
-        <w:tc>
-          <w:tcPr>
-            <w:tcW w:type="dxa" w:w="7344"/>
-            <w:vAlign w:val="center"/>
-            <w:tcMar>
-              <w:top w:w="105" w:type="dxa"/>
-              <w:bottom w:w="105" w:type="dxa"/>
-              <w:left w:w="145" w:type="dxa"/>
-              <w:right w:w="145" w:type="dxa"/>
-            </w:tcMar>
-            <w:shd w:fill="F7FAFC"/>
-          </w:tcPr>
-          <w:p>
-            <w:pPr>
-              <w:spacing w:before="40" w:after="40" w:line="341" w:lineRule="auto"/>
-              <w:jc w:val="left"/>
-            </w:pPr>
-            <w:r/>
-            <w:r>
-              <w:rPr>
-                <w:rFonts w:ascii="Times New Roman" w:hAnsi="Times New Roman" w:eastAsia="宋体"/>
-                <w:b w:val="0"/>
-                <w:color w:val="191919"/>
-                <w:sz w:val="19"/>
-              </w:rPr>
-              <w:t>【出场人物】赵左右、陈明、赵了、舒图</w:t>
-              <w:br/>
-              <w:t>【戏剧推进】夜色深沉，痛失数学复习宝典的十六岁赵左右一路急匆匆地跑到男生宿舍楼走廊，一把拦住了正准备推门回寝室的陈明（身穿墨绿色拼色夹克内搭花纹毛背心），双手攥着试卷，满脸恳求地开口。 陈明，你今晚有时间吗？我来你宿舍补补数学啊。 陈明双手插在夹克口袋里，神情冷淡地看着他。</w:t>
-            </w:r>
-          </w:p>
-        </w:tc>
-      </w:tr>
-      <w:tr>
-        <w:trPr>
-          <w:cantSplit/>
-        </w:trPr>
-        <w:tc>
-          <w:tcPr>
-            <w:tcW w:type="dxa" w:w="3024"/>
-            <w:vAlign w:val="center"/>
-            <w:tcMar>
-              <w:top w:w="105" w:type="dxa"/>
-              <w:bottom w:w="105" w:type="dxa"/>
-              <w:left w:w="145" w:type="dxa"/>
-              <w:right w:w="145" w:type="dxa"/>
-            </w:tcMar>
-          </w:tcPr>
-          <w:p>
-            <w:pPr>
-              <w:spacing w:before="40" w:after="40" w:line="341" w:lineRule="auto"/>
-              <w:jc w:val="left"/>
-            </w:pPr>
-            <w:r/>
-            <w:r>
-              <w:rPr>
-                <w:rFonts w:ascii="Times New Roman" w:hAnsi="Times New Roman" w:eastAsia="宋体"/>
-                <w:b/>
-                <w:color w:val="191919"/>
-                <w:sz w:val="19"/>
-              </w:rPr>
-              <w:t>10-7　内　三条鱼漫画屋与学校教师办公室（深夜交叉剪辑） — 深夜</w:t>
-            </w:r>
-          </w:p>
-        </w:tc>
-        <w:tc>
-          <w:tcPr>
-            <w:tcW w:type="dxa" w:w="7344"/>
-            <w:vAlign w:val="center"/>
-            <w:tcMar>
-              <w:top w:w="105" w:type="dxa"/>
-              <w:bottom w:w="105" w:type="dxa"/>
-              <w:left w:w="145" w:type="dxa"/>
-              <w:right w:w="145" w:type="dxa"/>
-            </w:tcMar>
-          </w:tcPr>
-          <w:p>
-            <w:pPr>
-              <w:spacing w:before="40" w:after="40" w:line="341" w:lineRule="auto"/>
-              <w:jc w:val="left"/>
-            </w:pPr>
-            <w:r/>
-            <w:r>
-              <w:rPr>
-                <w:rFonts w:ascii="Times New Roman" w:hAnsi="Times New Roman" w:eastAsia="宋体"/>
-                <w:b w:val="0"/>
-                <w:color w:val="191919"/>
-                <w:sz w:val="19"/>
-              </w:rPr>
-              <w:t>【出场人物】荀未来、赵了</w:t>
-              <w:br/>
-              <w:t>【戏剧推进】深夜的三条鱼漫画屋内，身穿蓝色粗针毛衣的四十一岁荀未来正坐在前台电脑旁，得意洋洋地翻看着今晚从男洗手间抢来的那本绿色封面《陈明数学答案略集锦（NOTEBOOK）》。玻璃门被推开，六十六岁的赵了垂头丧气地走了进来，荀未来合上笔记本抬头调侃。 就知道你会来。 赵了走到柜台前隔着书堆坐下，摘下头上的黑色棒球帽，神色凝重地叹了口气。</w:t>
-            </w:r>
-          </w:p>
-        </w:tc>
-      </w:tr>
-      <w:tr>
-        <w:trPr>
-          <w:cantSplit/>
-        </w:trPr>
-        <w:tc>
-          <w:tcPr>
-            <w:tcW w:type="dxa" w:w="3024"/>
-            <w:vAlign w:val="center"/>
-            <w:tcMar>
-              <w:top w:w="105" w:type="dxa"/>
-              <w:bottom w:w="105" w:type="dxa"/>
-              <w:left w:w="145" w:type="dxa"/>
-              <w:right w:w="145" w:type="dxa"/>
-            </w:tcMar>
-            <w:shd w:fill="F7FAFC"/>
-          </w:tcPr>
-          <w:p>
-            <w:pPr>
-              <w:spacing w:before="40" w:after="40" w:line="341" w:lineRule="auto"/>
-              <w:jc w:val="left"/>
-            </w:pPr>
-            <w:r/>
-            <w:r>
-              <w:rPr>
-                <w:rFonts w:ascii="Times New Roman" w:hAnsi="Times New Roman" w:eastAsia="宋体"/>
-                <w:b/>
-                <w:color w:val="191919"/>
-                <w:sz w:val="19"/>
-              </w:rPr>
-              <w:t>10-8　内　长林八中·高一十班教室（开学考放榜与历史课） — 日</w:t>
-            </w:r>
-          </w:p>
-        </w:tc>
-        <w:tc>
-          <w:tcPr>
-            <w:tcW w:type="dxa" w:w="7344"/>
-            <w:vAlign w:val="center"/>
-            <w:tcMar>
-              <w:top w:w="105" w:type="dxa"/>
-              <w:bottom w:w="105" w:type="dxa"/>
-              <w:left w:w="145" w:type="dxa"/>
-              <w:right w:w="145" w:type="dxa"/>
-            </w:tcMar>
-            <w:shd w:fill="F7FAFC"/>
-          </w:tcPr>
-          <w:p>
-            <w:pPr>
-              <w:spacing w:before="40" w:after="40" w:line="341" w:lineRule="auto"/>
-              <w:jc w:val="left"/>
-            </w:pPr>
-            <w:r/>
-            <w:r>
-              <w:rPr>
-                <w:rFonts w:ascii="Times New Roman" w:hAnsi="Times New Roman" w:eastAsia="宋体"/>
-                <w:b w:val="0"/>
-                <w:color w:val="191919"/>
-                <w:sz w:val="19"/>
-              </w:rPr>
-              <w:t>【出场人物】戴娟、罗爱文、荀未来、赵左右、王一漫</w:t>
-              <w:br/>
-              <w:t>【戏剧推进】几天后的清晨，高一十班教室内阳光明媚。班主任戴娟身穿深灰色毛呢大衣站在讲台前，手里拿着刚批改出来的开学考成绩单，神情严肃地向全班通报。 这次开学考，我们班数学虽然考不过理科班，但无论是语文还是文综，都是文科班第一！ 第一排的罗爱文兴奋地带头高呼一声“好！”，全班同学热烈鼓掌，戴娟脸上也露出了欣慰的笑容。</w:t>
-            </w:r>
-          </w:p>
-        </w:tc>
-      </w:tr>
-      <w:tr>
-        <w:trPr>
-          <w:cantSplit/>
-        </w:trPr>
-        <w:tc>
-          <w:tcPr>
-            <w:tcW w:type="dxa" w:w="3024"/>
-            <w:vAlign w:val="center"/>
-            <w:tcMar>
-              <w:top w:w="105" w:type="dxa"/>
-              <w:bottom w:w="105" w:type="dxa"/>
-              <w:left w:w="145" w:type="dxa"/>
-              <w:right w:w="145" w:type="dxa"/>
-            </w:tcMar>
-          </w:tcPr>
-          <w:p>
-            <w:pPr>
-              <w:spacing w:before="40" w:after="40" w:line="341" w:lineRule="auto"/>
-              <w:jc w:val="left"/>
-            </w:pPr>
-            <w:r/>
-            <w:r>
-              <w:rPr>
-                <w:rFonts w:ascii="Times New Roman" w:hAnsi="Times New Roman" w:eastAsia="宋体"/>
-                <w:b/>
-                <w:color w:val="191919"/>
-                <w:sz w:val="19"/>
-              </w:rPr>
-              <w:t>10-9　内/外　学校食堂·教学楼走廊·高一十班与主任办公室 — 日</w:t>
-            </w:r>
-          </w:p>
-        </w:tc>
-        <w:tc>
-          <w:tcPr>
-            <w:tcW w:type="dxa" w:w="7344"/>
-            <w:vAlign w:val="center"/>
-            <w:tcMar>
-              <w:top w:w="105" w:type="dxa"/>
-              <w:bottom w:w="105" w:type="dxa"/>
-              <w:left w:w="145" w:type="dxa"/>
-              <w:right w:w="145" w:type="dxa"/>
-            </w:tcMar>
-          </w:tcPr>
-          <w:p>
-            <w:pPr>
-              <w:spacing w:before="40" w:after="40" w:line="341" w:lineRule="auto"/>
-              <w:jc w:val="left"/>
-            </w:pPr>
-            <w:r/>
-            <w:r>
-              <w:rPr>
-                <w:rFonts w:ascii="Times New Roman" w:hAnsi="Times New Roman" w:eastAsia="宋体"/>
-                <w:b w:val="0"/>
-                <w:color w:val="191919"/>
-                <w:sz w:val="19"/>
-              </w:rPr>
-              <w:t>【出场人物】赵左右、王一漫、荀未来、罗爱文、徐图图、戴娟</w:t>
-              <w:br/>
-              <w:t>【戏剧推进】大雪纷飞的校园里，孔子汉白玉雕像静立在风雪中。中午的学校食堂长桌旁，赵左右与王一漫隔桌相对而坐，两人都在一边吃饭一边争分夺秒地翻阅资料刷题。赵左右抬起头偷偷看了一眼对面专注写字的王一漫，眼神里带着渴望与自我激励。 努力是有用的，对吧？没有天赋的事情，也可以通过努力追赶上，对吧？ 对面的王一漫笔尖不停地在试卷上书写，神情平静而清冷，心底却回响着另一番残酷的认知。</w:t>
-            </w:r>
-          </w:p>
-        </w:tc>
-      </w:tr>
-      <w:tr>
-        <w:trPr>
-          <w:cantSplit/>
-        </w:trPr>
-        <w:tc>
-          <w:tcPr>
-            <w:tcW w:type="dxa" w:w="3024"/>
-            <w:vAlign w:val="center"/>
-            <w:tcMar>
-              <w:top w:w="105" w:type="dxa"/>
-              <w:bottom w:w="105" w:type="dxa"/>
-              <w:left w:w="145" w:type="dxa"/>
-              <w:right w:w="145" w:type="dxa"/>
-            </w:tcMar>
-            <w:shd w:fill="F7FAFC"/>
-          </w:tcPr>
-          <w:p>
-            <w:pPr>
-              <w:spacing w:before="40" w:after="40" w:line="341" w:lineRule="auto"/>
-              <w:jc w:val="left"/>
-            </w:pPr>
-            <w:r/>
-            <w:r>
-              <w:rPr>
-                <w:rFonts w:ascii="Times New Roman" w:hAnsi="Times New Roman" w:eastAsia="宋体"/>
-                <w:b/>
-                <w:color w:val="191919"/>
-                <w:sz w:val="19"/>
-              </w:rPr>
-              <w:t>10-10　内　长林八中·教学楼走廊·高一十班与主任办公室 — 日/夜</w:t>
-            </w:r>
-          </w:p>
-        </w:tc>
-        <w:tc>
-          <w:tcPr>
-            <w:tcW w:type="dxa" w:w="7344"/>
-            <w:vAlign w:val="center"/>
-            <w:tcMar>
-              <w:top w:w="105" w:type="dxa"/>
-              <w:bottom w:w="105" w:type="dxa"/>
-              <w:left w:w="145" w:type="dxa"/>
-              <w:right w:w="145" w:type="dxa"/>
-            </w:tcMar>
-            <w:shd w:fill="F7FAFC"/>
-          </w:tcPr>
-          <w:p>
-            <w:pPr>
-              <w:spacing w:before="40" w:after="40" w:line="341" w:lineRule="auto"/>
-              <w:jc w:val="left"/>
-            </w:pPr>
-            <w:r/>
-            <w:r>
-              <w:rPr>
-                <w:rFonts w:ascii="Times New Roman" w:hAnsi="Times New Roman" w:eastAsia="宋体"/>
-                <w:b w:val="0"/>
-                <w:color w:val="191919"/>
-                <w:sz w:val="19"/>
-              </w:rPr>
-              <w:t>【出场人物】赵左右、陈明、同班男同学</w:t>
-              <w:br/>
-              <w:t>【戏剧推进】下午课间的教学楼走廊上，十六岁的陈明背着双肩包一边走一边翻看复习资料。赵左右手里拿着那张《全真模拟冲刺卷》从后面小跑追上来，拍了拍陈明的肩膀，指着试卷上的最后一道压轴大题急切地请教。 陈明，有道题我刚才去问老师了，但我记得你答案略集锦上的方法步骤更短，你给我再讲讲吧。最后一次，真就最后一次。 陈明神情冷淡，丢下一句“我有事”转身欲走；赵左右急忙跨前一步拦住他的去路，把试卷展开递到他眼前指着具体公式追问。</w:t>
+              <w:t>徐图图继续钩织白毛线帽，为后续EP16送给未来婆婆刘美奕試镜《江湖侠警》埋下温暖伏笔。</w:t>
             </w:r>
           </w:p>
         </w:tc>

--- a/01_《三人行》全24集全流程标杆成品库/03_剧作结构、悬念节奏与视听解码/EP10_《三人行》第十集《只要我想》剧作结构、悬念节奏与视听解码.docx
+++ b/01_《三人行》全24集全流程标杆成品库/03_剧作结构、悬念节奏与视听解码/EP10_《三人行》第十集《只要我想》剧作结构、悬念节奏与视听解码.docx
@@ -926,21 +926,10 @@
             </w:tcMar>
           </w:tcPr>
           <w:p>
-            <w:pPr>
-              <w:spacing w:before="40" w:after="40" w:line="341" w:lineRule="auto"/>
-              <w:jc w:val="left"/>
-            </w:pPr>
-            <w:r/>
             <w:r>
-              <w:rPr>
-                <w:rFonts w:ascii="Times New Roman" w:hAnsi="Times New Roman" w:eastAsia="宋体"/>
-                <w:b w:val="0"/>
-                <w:color w:val="191919"/>
-                <w:sz w:val="19"/>
-              </w:rPr>
               <w:t>【出场人物】荀未来、赵左右、外卖员、赵了</w:t>
               <w:br/>
-              <w:t>【本场戏剧功能与导演调度任务】清晨的长林八中校园，晨光掠过孔子汉白玉雕像与教学楼。高一十班教室内，课桌上堆满高耸的复习书本，身穿蓝白校服内搭灰色连帽卫衣的十六岁赵左右正低头全神贯注地刷题。四十一岁的荀未来手臂上搭着深棕色羽绒服、单肩背着书包从后门走进教室，径直走到赵左右课桌旁，俯下身凑到他耳边低声招呼。 赵左……</w:t>
+              <w:t>【本场戏剧功能与导演调度任务】【开篇立局/黄金冷开场调度】以「内/外　长林八中高一十班教室与操场铁栅栏外 — 日」为物理容器，聚焦（荀未来、赵左右、外卖员、赵了）的对手戏力场，核心导演任务在于：通过生活化微动作与潜台词交锋外化角色心理位移，衔接前后场因果链条。</w:t>
               <w:br/>
               <w:t>【完整剧情推进与动作细节】清晨的长林八中校园，晨光掠过孔子汉白玉雕像与教学楼。高一十班教室内，课桌上堆满高耸的复习书本，身穿蓝白校服内搭灰色连帽卫衣的十六岁赵左右正低头全神贯注地刷题。四十一岁的荀未来手臂上搭着深棕色羽绒服、单肩背着书包从后门走进教室，径直走到赵左右课桌旁，俯下身凑到他耳边低声招呼。 赵左右握笔的手停顿了一下，被荀未来身上的隔夜酒气呛得抬起右手虚掩住嘴唇轻咳了一声，眉头微蹙着转头避开视线，垂眸低语。 荀未来站直身子，热络地拍了拍赵左右的肩膀示意他起身。 赵左右低着头抿紧嘴唇，神情严肃地拒绝。 荀未来低头看着判若两人的十六岁自己，满脸不解地追问。 赵左右眼睛死死盯着桌面上的历史课本，语气坚定得不容置疑。 荀未来无奈地仰头叹了口气，再次伸出手去拉扯赵左右的校服袖子。 赵左右一把拂开荀未来的手，转过头冷冷地直视着荀未来严肃回绝，随后重新低下头翻书做题。荀未来讨了个没趣，只得悻悻转身离开；赵左右停下笔，抬手拉起灰色连帽卫衣的兜帽盖住头顶，深吸一口气屏蔽外界干扰，继续奋笔疾书。</w:t>
               <w:br/>
@@ -1060,21 +1049,10 @@
             </w:tcMar>
           </w:tcPr>
           <w:p>
-            <w:pPr>
-              <w:spacing w:before="40" w:after="40" w:line="341" w:lineRule="auto"/>
-              <w:jc w:val="left"/>
-            </w:pPr>
-            <w:r/>
             <w:r>
-              <w:rPr>
-                <w:rFonts w:ascii="Times New Roman" w:hAnsi="Times New Roman" w:eastAsia="宋体"/>
-                <w:b w:val="0"/>
-                <w:color w:val="191919"/>
-                <w:sz w:val="19"/>
-              </w:rPr>
               <w:t>【出场人物】体育老师、荀未来、赵左右</w:t>
               <w:br/>
-              <w:t>【本场戏剧功能与导演调度任务】航拍镜头掠过冬日校园建筑，画面浮现本集片名：第 10 集 只要我想。 铺设着“Jr. NBA”木地板的室内体育馆排球场内，高一十班全体学生穿着蓝白运动校服列队集合。身穿黑灰拼色立领运动服、胸前挂着哨子的体育老师背着手站在排球网前训话，抬起右手比出“五”的手势；队伍里的荀未来左顾右……</w:t>
+              <w:t>【本场戏剧功能与导演调度任务】【中点转折与矛盾升级调度】以「内　长林八中·室内体育馆与后台楼梯间 — 日」为物理容器，聚焦（体育老师、荀未来、赵左右）的对手戏力场，核心导演任务在于：通过生活化微动作与潜台词交锋外化角色心理位移，衔接前后场因果链条。</w:t>
               <w:br/>
               <w:t>【完整剧情推进与动作细节】航拍镜头掠过冬日校园建筑，画面浮现本集片名：第 10 集 只要我想。 铺设着“Jr. NBA”木地板的室内体育馆排球场内，高一十班全体学生穿着蓝白运动校服列队集合。身穿黑灰拼色立领运动服、胸前挂着哨子的体育老师背着手站在排球网前训话，抬起右手比出“五”的手势；队伍里的荀未来左顾右盼，寻找着赵左右的身影。 体育老师吹响哨子一挥手，全班学生排成两列纵队顺着球馆边缘慢跑起来。体育老师背着手在场内踱步督促。 跑在队伍末尾的荀未来趁体育老师背过身去的视线死角，压低声音催促了自己一句，猫着腰一溜烟钻进了舞台红色幕布后方的“安全出口”门内！ 体育馆后台安静的楼梯间里，十六岁的赵左右正盘腿躲在一辆装满排球的蓝色帆布器材车里，怀里捧着历史复习资料争分夺秒地默背。荀未来推门走进来，一眼看见躲在器材车里的赵左右，立刻双手叉腰，用赵左右早上说过的官话阴阳怪气地拿捏他。 器材车里的赵左右合上历史书，眼神有些闪躲地捂了捂肚子找借口。 荀未来冷笑一声，指了指他转身快步往球馆跑去。 球馆场地边，体育老师正翘着二郎腿坐在折叠凳上津津有味地翻看金庸武侠小说《倚天屠龙记》。荀未来一路小跑过来，大义凛然地指着后台方向打小报告。</w:t>
               <w:br/>
@@ -1129,21 +1107,10 @@
             <w:shd w:fill="F7FAFC"/>
           </w:tcPr>
           <w:p>
-            <w:pPr>
-              <w:spacing w:before="40" w:after="40" w:line="341" w:lineRule="auto"/>
-              <w:jc w:val="left"/>
-            </w:pPr>
-            <w:r/>
             <w:r>
-              <w:rPr>
-                <w:rFonts w:ascii="Times New Roman" w:hAnsi="Times New Roman" w:eastAsia="宋体"/>
-                <w:b w:val="0"/>
-                <w:color w:val="191919"/>
-                <w:sz w:val="19"/>
-              </w:rPr>
               <w:t>【出场人物】荀未来、赵左右、尚雪、王一漫、女校医、荀未来（内心独白）</w:t>
               <w:br/>
-              <w:t>【本场戏剧功能与导演调度任务】校医室安静的隔间内，脸色苍白的十六岁赵左右平躺在铺着蓝色床单的病床上，双目紧闭处于低血糖昏迷中，干裂的嘴唇却依然在无意识地微微翕动，断断续续地呢喃着历史考点与梦话。坐在病床旁的荀未来俯视着走火入魔的十六岁自己，听得直摇头。 病床上的赵左右眉头紧锁，用微弱的气声在梦中呓语；荀未来微……</w:t>
+              <w:t>【本场戏剧功能与导演调度任务】【中点转折与矛盾升级调度】以「内　长林八中·校医室 — 日」为物理容器，聚焦（荀未来、赵左右、尚雪、王一漫、女校医、荀未来（内心独白））的对手戏力场，核心导演任务在于：通过生活化微动作与潜台词交锋外化角色心理位移，衔接前后场因果链条。</w:t>
               <w:br/>
               <w:t>【完整剧情推进与动作细节】校医室安静的隔间内，脸色苍白的十六岁赵左右平躺在铺着蓝色床单的病床上，双目紧闭处于低血糖昏迷中，干裂的嘴唇却依然在无意识地微微翕动，断断续续地呢喃着历史考点与梦话。坐在病床旁的荀未来俯视着走火入魔的十六岁自己，听得直摇头。 病床上的赵左右眉头紧锁，用微弱的气声在梦中呓语；荀未来微微探身，凑近他的唇边仔细分辨。 就在这时，校医室门外的走廊阴影处，身穿蓝白校服内搭浅灰连帽卫衣的王一漫与闺蜜尚雪正探头往里张望。尚雪轻轻推了推王一漫的胳膊，用气声催促。 王一漫咬着下唇，眼神里带着几分羞怯与犹豫；尚雪又轻轻推了她一把。 王一漫深吸一口气，终于鼓起勇气迈步走进校医室。听到脚步声的荀未来抬起头，只见王一漫快步走到病床前，甚至没敢多看病床上的赵左右一眼，直接将紧握的右手伸到荀未来面前，把两颗粉色透明包装的草莓味硬糖塞进了荀未来的掌心里，压低声音飞快地交代了两句，随即转身红着脸小跑逃离了校医室！ 荀未来低头看着手心里那两颗带着少女体温的粉色草莓硬糖，神色复杂地缓缓握紧了拳头。 片刻后，身穿白大褂的女校医端着一杯调配好的温热红糖葡萄糖水从里间走出来，一边用搅拌棒搅动一边无奈地数落。 荀未来连忙站起身，指了指病床上的赵左右关切地询问。</w:t>
               <w:br/>
@@ -1196,21 +1163,10 @@
             </w:tcMar>
           </w:tcPr>
           <w:p>
-            <w:pPr>
-              <w:spacing w:before="40" w:after="40" w:line="341" w:lineRule="auto"/>
-              <w:jc w:val="left"/>
-            </w:pPr>
-            <w:r/>
             <w:r>
-              <w:rPr>
-                <w:rFonts w:ascii="Times New Roman" w:hAnsi="Times New Roman" w:eastAsia="宋体"/>
-                <w:b w:val="0"/>
-                <w:color w:val="191919"/>
-                <w:sz w:val="19"/>
-              </w:rPr>
               <w:t>【出场人物】荀未来、罗爱文、赵左右</w:t>
               <w:br/>
-              <w:t>【本场戏剧功能与导演调度任务】夜幕降临，身穿棕褐色厚羽绒服的罗爱文从教学楼玻璃大门走出来。早已穿好砖红色连帽羽绒服守在树下的荀未来立刻招手唤住他。 罗爱文快步跑上前，好奇地询问。</w:t>
+              <w:t>【本场戏剧功能与导演调度任务】【中点转折与矛盾升级调度】以「外/内　教学楼外广场·高一十班门外与男洗手间 — 夜」为物理容器，聚焦（荀未来、罗爱文、赵左右）的对手戏力场，核心导演任务在于：通过生活化微动作与潜台词交锋外化角色心理位移，衔接前后场因果链条。</w:t>
               <w:br/>
               <w:t>【完整剧情推进与动作细节】夜幕降临，身穿棕褐色厚羽绒服的罗爱文从教学楼玻璃大门走出来。早已穿好砖红色连帽羽绒服守在树下的荀未来立刻招手唤住他。 罗爱文快步跑上前，好奇地询问。 荀未来一脸凝重地盯着罗爱文的眼睛，抛出了一个关乎兄弟生死的问题。 罗爱文连半秒都没犹豫，拍着胸脯斩钉截铁地回答。 荀未来领着罗爱文悄悄摸到高一十班教室后门外，伸手往教室里一指——只见空荡荡的教室里只亮着一排灯，十六岁的赵左右正独自埋头在高耸如山的书堆后疯狂演算着陈明留给他的那本绿色封面《数学答案略集锦（NOTES）》。罗爱文扒着门框看了一眼，恍然大悟地转头看向荀未来。 荀未来压低声音，循循善诱地对罗爱文展开心理攻势。 罗爱文挠了挠头，有些迟疑地往教室里看了一眼。 荀未来竖起一根手指，一连串灵魂发问直接扎进罗爱文的心窝；罗爱文仔细回想了一整天被赵左右彻底无视的凄凉处境，委屈地摇了摇头。</w:t>
               <w:br/>
@@ -1265,21 +1221,10 @@
             <w:shd w:fill="F7FAFC"/>
           </w:tcPr>
           <w:p>
-            <w:pPr>
-              <w:spacing w:before="40" w:after="40" w:line="341" w:lineRule="auto"/>
-              <w:jc w:val="left"/>
-            </w:pPr>
-            <w:r/>
             <w:r>
-              <w:rPr>
-                <w:rFonts w:ascii="Times New Roman" w:hAnsi="Times New Roman" w:eastAsia="宋体"/>
-                <w:b w:val="0"/>
-                <w:color w:val="191919"/>
-                <w:sz w:val="19"/>
-              </w:rPr>
               <w:t>【出场人物】赵左右、陈明、赵了、舒图（闪回语音）</w:t>
               <w:br/>
-              <w:t>【本场戏剧功能与导演调度任务】夜色深沉，痛失数学复习宝典的十六岁赵左右一路急匆匆地跑到男生宿舍楼走廊，一把拦住了正准备推门回寝室的陈明（身穿墨绿色拼色夹克内搭花纹毛背心），双手攥着试卷，满脸恳求地开口。 陈明双手插在夹克口袋里，神情冷淡地看着他。</w:t>
+              <w:t>【本场戏剧功能与导演调度任务】【中点转折与矛盾升级调度】以「内/外　长林八中男生宿舍走廊·校门口与赵了路虎车内 — 夜」为物理容器，聚焦（赵左右、陈明、赵了、舒图（闪回语音））的对手戏力场，核心导演任务在于：引爆学业分科抉择、少年良知与同窗义气冲突。</w:t>
               <w:br/>
               <w:t>【完整剧情推进与动作细节】夜色深沉，痛失数学复习宝典的十六岁赵左右一路急匆匆地跑到男生宿舍楼走廊，一把拦住了正准备推门回寝室的陈明（身穿墨绿色拼色夹克内搭花纹毛背心），双手攥着试卷，满脸恳求地开口。 陈明双手插在夹克口袋里，神情冷淡地看着他。 赵左右眼神闪烁了一下，心虚地低下头支支吾吾。 聪慧绝顶的陈明一眼看穿了真相，冷冷地直视着赵左右的眼睛。 赵左右不敢看他的眼睛，愧疚地别开视线解释。 陈明眼中掠过一丝明显的心血被辜负的失落与责备，干脆地摇了摇头。 赵左右急得往前跨了一步，一把拉住陈明的袖口苦苦哀求。 正在为自身竞赛提分和昨晚CS败绩烦躁的陈明一把抽回胳膊，语气冰冷而决绝地拒绝。</w:t>
               <w:br/>
@@ -1332,21 +1277,10 @@
             </w:tcMar>
           </w:tcPr>
           <w:p>
-            <w:pPr>
-              <w:spacing w:before="40" w:after="40" w:line="341" w:lineRule="auto"/>
-              <w:jc w:val="left"/>
-            </w:pPr>
-            <w:r/>
             <w:r>
-              <w:rPr>
-                <w:rFonts w:ascii="Times New Roman" w:hAnsi="Times New Roman" w:eastAsia="宋体"/>
-                <w:b w:val="0"/>
-                <w:color w:val="191919"/>
-                <w:sz w:val="19"/>
-              </w:rPr>
               <w:t>【出场人物】荀未来、赵了</w:t>
               <w:br/>
-              <w:t>【本场戏剧功能与导演调度任务】深夜的三条鱼漫画屋内，身穿蓝色粗针毛衣的四十一岁荀未来正坐在前台电脑旁，得意洋洋地翻看着今晚从男洗手间抢来的那本绿色封面《陈明数学答案略集锦（NOTEBOOK）》。玻璃门被推开，六十六岁的赵了垂头丧气地走了进来，荀未来合上笔记本抬头调侃。 赵了走到柜台前隔着书堆坐下，摘下头上的黑……</w:t>
+              <w:t>【本场戏剧功能与导演调度任务】【中点转折与矛盾升级调度】以「内　三条鱼漫画屋与学校教师办公室（深夜交叉剪辑） — 深夜」为物理容器，聚焦（荀未来、赵了）的对手戏力场，核心导演任务在于：通过生活化微动作与潜台词交锋外化角色心理位移，衔接前后场因果链条。</w:t>
               <w:br/>
               <w:t>【完整剧情推进与动作细节】深夜的三条鱼漫画屋内，身穿蓝色粗针毛衣的四十一岁荀未来正坐在前台电脑旁，得意洋洋地翻看着今晚从男洗手间抢来的那本绿色封面《陈明数学答案略集锦（NOTEBOOK）》。玻璃门被推开，六十六岁的赵了垂头丧气地走了进来，荀未来合上笔记本抬头调侃。 赵了走到柜台前隔着书堆坐下，摘下头上的黑色棒球帽，神色凝重地叹了口气。 荀未来身体前倾，好奇地打听赵了今晚“攻心计”的战果。 赵了双手搭在桌沿，沉声说出了自己的判断。 荀未来一听这话，摊开双手撇了撇嘴，一副早就看穿一切的模样。 赵了不耐烦地摆了摆手打断他的自怨自艾，认真地提出了一个温和的解决方案。 荀未来立刻摇头否决，抓起桌上那本抢来的绿色数学笔记本往桌面上重重一拍，露出一抹狠色！ 赵了斜睨了荀未来一眼，不屑地冷哼道。</w:t>
               <w:br/>
@@ -1401,21 +1335,10 @@
             <w:shd w:fill="F7FAFC"/>
           </w:tcPr>
           <w:p>
-            <w:pPr>
-              <w:spacing w:before="40" w:after="40" w:line="341" w:lineRule="auto"/>
-              <w:jc w:val="left"/>
-            </w:pPr>
-            <w:r/>
             <w:r>
-              <w:rPr>
-                <w:rFonts w:ascii="Times New Roman" w:hAnsi="Times New Roman" w:eastAsia="宋体"/>
-                <w:b w:val="0"/>
-                <w:color w:val="191919"/>
-                <w:sz w:val="19"/>
-              </w:rPr>
               <w:t>【出场人物】戴娟、罗爱文、荀未来、赵左右、荀未来（内心独白）、王一漫</w:t>
               <w:br/>
-              <w:t>【本场戏剧功能与导演调度任务】几天后的清晨，高一十班教室内阳光明媚。班主任戴娟身穿深灰色毛呢大衣站在讲台前，手里拿着刚批改出来的开学考成绩单，神情严肃地向全班通报。 第一排的罗爱文兴奋地带头高呼一声“好！”，全班同学热烈鼓掌，戴娟脸上也露出了欣慰的笑容。</w:t>
+              <w:t>【本场戏剧功能与导演调度任务】【叙事推进与人物关系博弈调度】以「内　长林八中·高一十班教室（开学考放榜与历史课） — 日」为物理容器，聚焦（戴娟、罗爱文、荀未来、赵左右、荀未来（内心独白）、王一漫）的对手戏力场，核心导演任务在于：引爆学业分科抉择、少年良知与同窗义气冲突。</w:t>
               <w:br/>
               <w:t>【完整剧情推进与动作细节】几天后的清晨，高一十班教室内阳光明媚。班主任戴娟身穿深灰色毛呢大衣站在讲台前，手里拿着刚批改出来的开学考成绩单，神情严肃地向全班通报。 第一排的罗爱文兴奋地带头高呼一声“好！”，全班同学热烈鼓掌，戴娟脸上也露出了欣慰的笑容。 掌声落下，戴娟环视全班，目光投向教室左后方，语气里满是惊喜与赞赏。座位上的赵左右自信地抬起头望向讲台。 第一排正等着看赵左右考砸出丑的荀未来猛地转过头看向后排。讲台上的戴娟一字一顿地宣布了令全班沸腾的成绩！ 全班瞬间爆发出雷鸣般的掌声！第一排的荀未来眼珠子差点瞪出来，满脸见了鬼般的不可置信；旁边的罗爱文开心地转过身向赵左右比出双剪刀手庆祝，荀未来回过神后也只得硬挤出笑容朝赵左右竖起大拇指；后排的赵左右嘴角扬起灿烂的笑容，转头看向斜前方的徐图图与王一漫，徐图图开心地朝他弯起眉眼，几人相视而笑。 次日清晨七点整，五零一室赵左右的卧室内，床头老式双铃机械闹钟准时响起。躺在床上的赵左右睁开双眼，伸手按停闹钟，眼神平静而深邃。 白天的历史课上，戴娟在黑板上写下板书，转过身面向全班讲授秦代历史。 第一排的荀未来合拢课本晃晃悠悠地站起身，双手按在课桌上，吊儿郎当地脱口回答，逗得全班同学哄堂大笑。</w:t>
               <w:br/>
@@ -1468,21 +1391,10 @@
             </w:tcMar>
           </w:tcPr>
           <w:p>
-            <w:pPr>
-              <w:spacing w:before="40" w:after="40" w:line="341" w:lineRule="auto"/>
-              <w:jc w:val="left"/>
-            </w:pPr>
-            <w:r/>
             <w:r>
-              <w:rPr>
-                <w:rFonts w:ascii="Times New Roman" w:hAnsi="Times New Roman" w:eastAsia="宋体"/>
-                <w:b w:val="0"/>
-                <w:color w:val="191919"/>
-                <w:sz w:val="19"/>
-              </w:rPr>
               <w:t>【出场人物】赵左右（内心独白）、王一漫（内心独白）、荀未来、赵左右、罗爱文、徐图图、戴娟、王一漫</w:t>
               <w:br/>
-              <w:t>【本场戏剧功能与导演调度任务】大雪纷飞的校园里，孔子汉白玉雕像静立在风雪中。中午的学校食堂长桌旁，赵左右与王一漫隔桌相对而坐，两人都在一边吃饭一边争分夺秒地翻阅资料刷题。赵左右抬起头偷偷看了一眼对面专注写字的王一漫，眼神里带着渴望与自我激励。 对面的王一漫笔尖不停地在试卷上书写，神情平静而清冷，心底却回响着另……</w:t>
+              <w:t>【本场戏剧功能与导演调度任务】【片尾断章/高潮尾钩（Cliffhanger）调度】以「内/外　学校食堂·教学楼走廊·高一十班与主任办公室 — 日」为物理容器，聚焦（赵左右（内心独白）、王一漫（内心独白）、荀未来、赵左右、罗爱文、徐图图、戴娟、王一漫）的对手戏力场，核心导演任务在于：引爆学业分科抉择、少年良知与同窗义气冲突。</w:t>
               <w:br/>
               <w:t>【完整剧情推进与动作细节】大雪纷飞的校园里，孔子汉白玉雕像静立在风雪中。中午的学校食堂长桌旁，赵左右与王一漫隔桌相对而坐，两人都在一边吃饭一边争分夺秒地翻阅资料刷题。赵左右抬起头偷偷看了一眼对面专注写字的王一漫，眼神里带着渴望与自我激励。 对面的王一漫笔尖不停地在试卷上书写，神情平静而清冷，心底却回响着另一番残酷的认知。 课间休息的教学楼走廊上人流穿梭，赵左右手里拿着试卷正与罗爱文说话，荀未来快步跑过来在拐角处截住两人，热情地张罗着去广播室捧场。 赵左右握着试卷摇了摇头，态度克制而疏离地婉拒。 荀未来不依不饶地走上前，伸手一把搂住赵左右的肩膀往广播室方向强行拉拽。 就在荀未来凑近的瞬间，赵左右鼻翼微动，清晰地闻到了荀未来和罗爱文校服上那股熟悉的男士香水味——正是几天前晚上在漆黑的男洗手间里抢走他《陈明数学答案略集锦》的那个黑影身上的气味！赵左右眼神骤然冰冷如刀，猛地停下脚步一把甩开荀未来的胳膊，转过身死死盯住心虚低头的罗爱文！ 赵左右胸口剧烈起伏，压抑着滔天的怒火，声音低沉得可怕，朝着罗爱文伸出手。 荀未来心里咯噔一下，装傻充愣地打哈哈；旁边的罗爱文心虚地低下头，眼神四处躲闪。</w:t>
               <w:br/>
@@ -1537,21 +1449,10 @@
             <w:shd w:fill="F7FAFC"/>
           </w:tcPr>
           <w:p>
-            <w:pPr>
-              <w:spacing w:before="40" w:after="40" w:line="341" w:lineRule="auto"/>
-              <w:jc w:val="left"/>
-            </w:pPr>
-            <w:r/>
             <w:r>
-              <w:rPr>
-                <w:rFonts w:ascii="Times New Roman" w:hAnsi="Times New Roman" w:eastAsia="宋体"/>
-                <w:b w:val="0"/>
-                <w:color w:val="191919"/>
-                <w:sz w:val="19"/>
-              </w:rPr>
               <w:t>【出场人物】赵左右、陈明、同班男同学</w:t>
               <w:br/>
-              <w:t>【本场戏剧功能与导演调度任务】下午课间的教学楼走廊上，十六岁的陈明背着双肩包一边走一边翻看复习资料。赵左右手里拿着那张《全真模拟冲刺卷》从后面小跑追上来，拍了拍陈明的肩膀，指着试卷上的最后一道压轴大题急切地请教。 陈明神情冷淡，丢下一句“我有事”转身欲走；赵左右急忙跨前一步拦住他的去路，把试卷展开递到他眼前指……</w:t>
+              <w:t>【本场戏剧功能与导演调度任务】【片尾断章/高潮尾钩（Cliffhanger）调度】以「内　长林八中·教学楼走廊·高一十班与主任办公室 — 日/夜」为物理容器，聚焦（赵左右、陈明、同班男同学）的对手戏力场，核心导演任务在于：引爆学业分科抉择、少年良知与同窗义气冲突；利用跨时空媒介错位与同源生理本能推进身份掉马与主体性宣战。</w:t>
               <w:br/>
               <w:t>【完整剧情推进与动作细节】下午课间的教学楼走廊上，十六岁的陈明背着双肩包一边走一边翻看复习资料。赵左右手里拿着那张《全真模拟冲刺卷》从后面小跑追上来，拍了拍陈明的肩膀，指着试卷上的最后一道压轴大题急切地请教。 陈明神情冷淡，丢下一句“我有事”转身欲走；赵左右急忙跨前一步拦住他的去路，把试卷展开递到他眼前指着具体公式追问。 陈明无奈地叹了口气，低头扫了一眼赵左右的试卷，随后抬起头认真而客观地向赵左右给出了最科学的应试建议，说完合上书本径直离开。赵左右手握着试卷怔在原地，脑海里反复咀嚼着“扬长避短多去背背文综”这句话。 夜幕彻底笼罩了长林八中。高一十班教室里，最后一名留校的男同学背起书包走到后门边，回头朝还在埋头苦读的赵左右叮嘱了一句。 赵左右头也不抬地应了一声，继续在题海中演算。 时间一分一秒流逝，教室墙上的挂钟指针走到了晚上九点整。赵左右停下笔，揉了揉酸痛僵硬的手指，目光落向桌角叠放着的厚厚一摞《文科综合》复习资料与全班收齐的校本作业本上。他穿好黑色连帽羽绒服，抱起那一大沓校本作业走出教室，步伐沉重地穿过幽暗寂静的走廊。 与此同时，走廊尽头黑灯瞎火的主任办公室内，身穿墨绿色夹克内搭黑白条纹毛衣的十六岁陈明正独自坐在办公电脑前操纵鼠标激战《反恐精英（CS1.3）》！随着清脆的狙击枪响，陈明终于成功击毙对手，屏幕中央弹出了绿色的“你赢了 YOU WIN / Counter-Terrorists Win”画面！ 就在陈明长舒一口气的瞬间，门外走廊传来了渐行渐近的脚步声与钥匙碰撞声！陈明脸色一变，迅速退出游戏，右……</w:t>
               <w:br/>

--- a/01_《三人行》全24集全流程标杆成品库/03_剧作结构、悬念节奏与视听解码/EP10_《三人行》第十集《只要我想》剧作结构、悬念节奏与视听解码.docx
+++ b/01_《三人行》全24集全流程标杆成品库/03_剧作结构、悬念节奏与视听解码/EP10_《三人行》第十集《只要我想》剧作结构、悬念节奏与视听解码.docx
@@ -250,8 +250,6 @@
                 <w:b/>
               </w:rPr>
               <w:t>男洗手间电闸与被抢的《陈明数学答案略集锦》</w:t>
-              <w:br/>
-              <w:t>（10-5至10-7场）</w:t>
             </w:r>
           </w:p>
         </w:tc>
@@ -302,8 +300,6 @@
                 <w:b/>
               </w:rPr>
               <w:t>路虎车内的速效救心丸与文综第一成绩单</w:t>
-              <w:br/>
-              <w:t>（10-8至10-12场）</w:t>
             </w:r>
           </w:p>
         </w:tc>
@@ -354,8 +350,6 @@
                 <w:b/>
               </w:rPr>
               <w:t>徐图图钩织的毛球笑脸花朵白毛线帽</w:t>
-              <w:br/>
-              <w:t>（10-14场）</w:t>
             </w:r>
           </w:p>
         </w:tc>
@@ -429,7 +423,7 @@
           <w:color w:val="141414"/>
           <w:sz w:val="21"/>
         </w:rPr>
-        <w:t>• 起承转合五幕戏剧节拍与冷开场/强尾钩排布（B账）：• 冷开场（10-1至10-3）：小赵不吃早饭疯狂刷题；室内体育馆排球课热身跑五圈，小赵躲在后台排球器材车里背书，被荀未来向看《倚天屠龙记》的体育老师举报（老师骂荀未来是“杨康”罚跑十圈）； • 第一幕（10-3至10-4）：小赵被罚做50个俯卧撑，边做俯卧撑边大声背诵《秦朝中央集权制度》直至低血糖昏倒；校医室里王一漫在闺蜜尚雪鼓励下，把两颗粉色草莓硬糖塞给荀未来托其喂小赵； • 第二幕（10-5至10-7）：为阻止小赵走火入魔，荀未来拉拢罗爱文在男洗手间拉闸断电，抢走小赵的《陈明数学答案略集锦》；小赵去宿舍求陈明未果，在路虎车上反问赵了“如果只想要平淡日子，万一最后连平淡都够不上呢”； • 第三幕（10-8至10-9）：开学考放榜（荀未来主观印象以为小赵拿第一），食堂里小赵与王一漫隔桌边吃饭边刷题； • 第四幕（10-10前半）：课间走廊小赵向陈明请教数学压轴题获陈明建议“扬长避短放弃最后大题主攻文综”；小赵凭荀未来和罗爱文衣服上的男士香水味识破男厕抢笔记真相，与主动顶包“闸是我拉的”的荀未来揪领扭打； • 第五幕尾钩（10-10后半）：考前夜9点，陈明潜入教导主任办公室电脑偷打CS终于打出“你赢了 YOU WIN”，听到脚步声忙删游戏躲进书架后；来送作业的小赵发现未锁紧的铁皮柜里放着《★绝密 文科综合 试卷袋》，鬼使神差地抽出了文综考卷！</w:t>
+        <w:t>• 起承转合五幕戏剧节拍与冷开场/强尾钩排布（B账）：• 冷开场：小赵不吃早饭疯狂刷题；室内体育馆排球课热身跑五圈，小赵躲在后台排球器材车里背书，被荀未来向看《倚天屠龙记》的体育老师举报（老师骂荀未来是“杨康”罚跑十圈）； • 第一幕：小赵被罚做50个俯卧撑，边做俯卧撑边大声背诵《秦朝中央集权制度》直至低血糖昏倒；校医室里王一漫在闺蜜尚雪鼓励下，把两颗粉色草莓硬糖塞给荀未来托其喂小赵； • 第二幕：为阻止小赵走火入魔，荀未来拉拢罗爱文在男洗手间拉闸断电，抢走小赵的《陈明数学答案略集锦》；小赵去宿舍求陈明未果，在路虎车上反问赵了“如果只想要平淡日子，万一最后连平淡都够不上呢”； • 第三幕：开学考放榜（荀未来主观印象以为小赵拿第一），食堂里小赵与王一漫隔桌边吃饭边刷题； • 第四幕（10-10前半）：课间走廊小赵向陈明请教数学压轴题获陈明建议“扬长避短放弃最后大题主攻文综”；小赵凭荀未来和罗爱文衣服上的男士香水味识破男厕抢笔记真相，与主动顶包“闸是我拉的”的荀未来揪领扭打； • 第五幕尾钩（10-10后半）：考前夜9点，陈明潜入教导主任办公室电脑偷打CS终于打出“你赢了 YOU WIN”，听到脚步声忙删游戏躲进书架后；来送作业的小赵发现未锁紧的铁皮柜里放着《★绝密 文科综合 试卷袋》，鬼使神差地抽出了文综考卷！</w:t>
       </w:r>
     </w:p>
     <w:tbl>
@@ -759,13 +753,13 @@
                 <w:color w:val="191919"/>
                 <w:sz w:val="19"/>
               </w:rPr>
-              <w:t>• 冷开场（10-1至10-3）：小赵不吃早饭疯狂刷题；室内体育馆排球课热身跑五圈，小赵躲在后台排球器材车里背书，被荀未来向看《倚天屠龙记》的体育老师举报（老师骂荀未来是“杨康”罚跑十圈）；</w:t>
+              <w:t>• 冷开场：小赵不吃早饭疯狂刷题；室内体育馆排球课热身跑五圈，小赵躲在后台排球器材车里背书，被荀未来向看《倚天屠龙记》的体育老师举报（老师骂荀未来是“杨康”罚跑十圈）；</w:t>
               <w:br/>
-              <w:t>• 第一幕（10-3至10-4）：小赵被罚做50个俯卧撑，边做俯卧撑边大声背诵《秦朝中央集权制度》直至低血糖昏倒；校医室里王一漫在闺蜜尚雪鼓励下，把两颗粉色草莓硬糖塞给荀未来托其喂小赵；</w:t>
+              <w:t>• 第一幕：小赵被罚做50个俯卧撑，边做俯卧撑边大声背诵《秦朝中央集权制度》直至低血糖昏倒；校医室里王一漫在闺蜜尚雪鼓励下，把两颗粉色草莓硬糖塞给荀未来托其喂小赵；</w:t>
               <w:br/>
-              <w:t>• 第二幕（10-5至10-7）：为阻止小赵走火入魔，荀未来拉拢罗爱文在男洗手间拉闸断电，抢走小赵的《陈明数学答案略集锦》；小赵去宿舍求陈明未果，在路虎车上反问赵了“如果只想要平淡日子，万一最后连平淡都够不上呢”；</w:t>
+              <w:t>• 第二幕：为阻止小赵走火入魔，荀未来拉拢罗爱文在男洗手间拉闸断电，抢走小赵的《陈明数学答案略集锦》；小赵去宿舍求陈明未果，在路虎车上反问赵了“如果只想要平淡日子，万一最后连平淡都够不上呢”；</w:t>
               <w:br/>
-              <w:t>• 第三幕（10-8至10-9）：开学考放榜（荀未来主观印象以为小赵拿第一），食堂里小赵与王一漫隔桌边吃饭边刷题；</w:t>
+              <w:t>• 第三幕：开学考放榜（荀未来主观印象以为小赵拿第一），食堂里小赵与王一漫隔桌边吃饭边刷题；</w:t>
               <w:br/>
               <w:t>• 第四幕（10-10前半）：课间走廊小赵向陈明请教数学压轴题获陈明建议“扬长避短放弃最后大题主攻文综”；小赵凭荀未来和罗爱文衣服上的男士香水味识破男厕抢笔记真相，与主动顶包“闸是我拉的”的荀未来揪领扭打；</w:t>
               <w:br/>
@@ -1490,7 +1484,7 @@
           <w:color w:val="141414"/>
           <w:sz w:val="21"/>
         </w:rPr>
-        <w:t>1. 俯卧撑背诵秦制的声画压迫感（第10-3场）：镜头贴地仰拍赵左右颤抖充血的双臂与汗如雨下的脸庞，伴随每一次吃力的撑起，背景音与画面叠印出冰冷的“皇帝制度、中央行政制度、地方行政制度”考点文字，直到“啪”地一声重重砸在地板上，将“以命换分”的窒息感推向极致。</w:t>
+        <w:t>1. 俯卧撑背诵秦制的声画压迫感：镜头贴地仰拍赵左右颤抖充血的双臂与汗如雨下的脸庞，伴随每一次吃力的撑起，背景音与画面叠印出冰冷的“皇帝制度、中央行政制度、地方行政制度”考点文字，直到“啪”地一声重重砸在地板上，将“以命换分”的窒息感推向极致。</w:t>
       </w:r>
     </w:p>
     <w:p>

--- a/01_《三人行》全24集全流程标杆成品库/03_剧作结构、悬念节奏与视听解码/EP10_《三人行》第十集《只要我想》剧作结构、悬念节奏与视听解码.docx
+++ b/01_《三人行》全24集全流程标杆成品库/03_剧作结构、悬念节奏与视听解码/EP10_《三人行》第十集《只要我想》剧作结构、悬念节奏与视听解码.docx
@@ -503,9 +503,7 @@
         </w:tc>
       </w:tr>
       <w:tr>
-        <w:trPr>
-          <w:cantSplit/>
-        </w:trPr>
+        <w:trPr/>
         <w:tc>
           <w:tcPr>
             <w:tcW w:type="dxa" w:w="2808"/>
@@ -566,9 +564,7 @@
         </w:tc>
       </w:tr>
       <w:tr>
-        <w:trPr>
-          <w:cantSplit/>
-        </w:trPr>
+        <w:trPr/>
         <w:tc>
           <w:tcPr>
             <w:tcW w:type="dxa" w:w="2808"/>
@@ -631,9 +627,7 @@
         </w:tc>
       </w:tr>
       <w:tr>
-        <w:trPr>
-          <w:cantSplit/>
-        </w:trPr>
+        <w:trPr/>
         <w:tc>
           <w:tcPr>
             <w:tcW w:type="dxa" w:w="2808"/>
@@ -694,9 +688,7 @@
         </w:tc>
       </w:tr>
       <w:tr>
-        <w:trPr>
-          <w:cantSplit/>
-        </w:trPr>
+        <w:trPr/>
         <w:tc>
           <w:tcPr>
             <w:tcW w:type="dxa" w:w="2808"/>
@@ -877,9 +869,7 @@
         </w:tc>
       </w:tr>
       <w:tr>
-        <w:trPr>
-          <w:cantSplit/>
-        </w:trPr>
+        <w:trPr/>
         <w:tc>
           <w:tcPr>
             <w:tcW w:type="dxa" w:w="2880"/>
@@ -933,9 +923,7 @@
         </w:tc>
       </w:tr>
       <w:tr>
-        <w:trPr>
-          <w:cantSplit/>
-        </w:trPr>
+        <w:trPr/>
         <w:tc>
           <w:tcPr>
             <w:tcW w:type="dxa" w:w="2880"/>
@@ -1000,9 +988,7 @@
         </w:tc>
       </w:tr>
       <w:tr>
-        <w:trPr>
-          <w:cantSplit/>
-        </w:trPr>
+        <w:trPr/>
         <w:tc>
           <w:tcPr>
             <w:tcW w:type="dxa" w:w="2880"/>
@@ -1056,9 +1042,7 @@
         </w:tc>
       </w:tr>
       <w:tr>
-        <w:trPr>
-          <w:cantSplit/>
-        </w:trPr>
+        <w:trPr/>
         <w:tc>
           <w:tcPr>
             <w:tcW w:type="dxa" w:w="2880"/>
@@ -1114,9 +1098,7 @@
         </w:tc>
       </w:tr>
       <w:tr>
-        <w:trPr>
-          <w:cantSplit/>
-        </w:trPr>
+        <w:trPr/>
         <w:tc>
           <w:tcPr>
             <w:tcW w:type="dxa" w:w="2880"/>
@@ -1170,9 +1152,7 @@
         </w:tc>
       </w:tr>
       <w:tr>
-        <w:trPr>
-          <w:cantSplit/>
-        </w:trPr>
+        <w:trPr/>
         <w:tc>
           <w:tcPr>
             <w:tcW w:type="dxa" w:w="2880"/>
@@ -1228,9 +1208,7 @@
         </w:tc>
       </w:tr>
       <w:tr>
-        <w:trPr>
-          <w:cantSplit/>
-        </w:trPr>
+        <w:trPr/>
         <w:tc>
           <w:tcPr>
             <w:tcW w:type="dxa" w:w="2880"/>
@@ -1284,9 +1262,7 @@
         </w:tc>
       </w:tr>
       <w:tr>
-        <w:trPr>
-          <w:cantSplit/>
-        </w:trPr>
+        <w:trPr/>
         <w:tc>
           <w:tcPr>
             <w:tcW w:type="dxa" w:w="2880"/>
@@ -1342,9 +1318,7 @@
         </w:tc>
       </w:tr>
       <w:tr>
-        <w:trPr>
-          <w:cantSplit/>
-        </w:trPr>
+        <w:trPr/>
         <w:tc>
           <w:tcPr>
             <w:tcW w:type="dxa" w:w="2880"/>
@@ -1398,9 +1372,7 @@
         </w:tc>
       </w:tr>
       <w:tr>
-        <w:trPr>
-          <w:cantSplit/>
-        </w:trPr>
+        <w:trPr/>
         <w:tc>
           <w:tcPr>
             <w:tcW w:type="dxa" w:w="2880"/>
@@ -1500,7 +1472,7 @@
           <w:color w:val="141414"/>
           <w:sz w:val="21"/>
         </w:rPr>
-        <w:t>2. 王一漫的两颗粉色草莓糖与食堂慢跑独白（第10-4/9场）：王一漫嘴上从不表达，却在校医室悄悄塞给荀未来两颗草莓糖救治低血糖的赵左右；而在食堂与赵左右对坐刷题时，赵左右心想“没有天赋也可以通过努力追赶上对吧”，王一漫却在心底叹息“努力是一场不一定能跑到终点的慢跑”——两段内心独白精准道出了普通人与被家庭高压逼迫的优等生各自的困境。</w:t>
+        <w:t>2. 王一漫的两颗粉色草莓糖与食堂慢跑独白：王一漫嘴上从不表达，却在校医室悄悄塞给荀未来两颗草莓糖救治低血糖的赵左右；而在食堂与赵左右对坐刷题时，赵左右心想“没有天赋也可以通过努力追赶上对吧”，王一漫却在心底叹息“努力是一场不一定能跑到终点的慢跑”——两段内心独白精准道出了普通人与被家庭高压逼迫的优等生各自的困境。</w:t>
       </w:r>
     </w:p>
     <w:tbl>
@@ -1580,9 +1552,7 @@
         </w:tc>
       </w:tr>
       <w:tr>
-        <w:trPr>
-          <w:cantSplit/>
-        </w:trPr>
+        <w:trPr/>
         <w:tc>
           <w:tcPr>
             <w:tcW w:type="dxa" w:w="2880"/>
@@ -1651,9 +1621,7 @@
         </w:tc>
       </w:tr>
       <w:tr>
-        <w:trPr>
-          <w:cantSplit/>
-        </w:trPr>
+        <w:trPr/>
         <w:tc>
           <w:tcPr>
             <w:tcW w:type="dxa" w:w="2880"/>
@@ -1720,9 +1688,7 @@
         </w:tc>
       </w:tr>
       <w:tr>
-        <w:trPr>
-          <w:cantSplit/>
-        </w:trPr>
+        <w:trPr/>
         <w:tc>
           <w:tcPr>
             <w:tcW w:type="dxa" w:w="2880"/>
@@ -1791,9 +1757,7 @@
         </w:tc>
       </w:tr>
       <w:tr>
-        <w:trPr>
-          <w:cantSplit/>
-        </w:trPr>
+        <w:trPr/>
         <w:tc>
           <w:tcPr>
             <w:tcW w:type="dxa" w:w="2880"/>
@@ -1864,9 +1828,7 @@
         </w:tc>
       </w:tr>
       <w:tr>
-        <w:trPr>
-          <w:cantSplit/>
-        </w:trPr>
+        <w:trPr/>
         <w:tc>
           <w:tcPr>
             <w:tcW w:type="dxa" w:w="2880"/>
@@ -1935,9 +1897,7 @@
         </w:tc>
       </w:tr>
       <w:tr>
-        <w:trPr>
-          <w:cantSplit/>
-        </w:trPr>
+        <w:trPr/>
         <w:tc>
           <w:tcPr>
             <w:tcW w:type="dxa" w:w="2880"/>
@@ -2008,9 +1968,7 @@
         </w:tc>
       </w:tr>
       <w:tr>
-        <w:trPr>
-          <w:cantSplit/>
-        </w:trPr>
+        <w:trPr/>
         <w:tc>
           <w:tcPr>
             <w:tcW w:type="dxa" w:w="2880"/>
@@ -2079,9 +2037,7 @@
         </w:tc>
       </w:tr>
       <w:tr>
-        <w:trPr>
-          <w:cantSplit/>
-        </w:trPr>
+        <w:trPr/>
         <w:tc>
           <w:tcPr>
             <w:tcW w:type="dxa" w:w="2880"/>
@@ -2152,9 +2108,7 @@
         </w:tc>
       </w:tr>
       <w:tr>
-        <w:trPr>
-          <w:cantSplit/>
-        </w:trPr>
+        <w:trPr/>
         <w:tc>
           <w:tcPr>
             <w:tcW w:type="dxa" w:w="2880"/>
@@ -2223,9 +2177,7 @@
         </w:tc>
       </w:tr>
       <w:tr>
-        <w:trPr>
-          <w:cantSplit/>
-        </w:trPr>
+        <w:trPr/>
         <w:tc>
           <w:tcPr>
             <w:tcW w:type="dxa" w:w="2880"/>
@@ -2404,9 +2356,7 @@
         </w:tc>
       </w:tr>
       <w:tr>
-        <w:trPr>
-          <w:cantSplit/>
-        </w:trPr>
+        <w:trPr/>
         <w:tc>
           <w:tcPr>
             <w:tcW w:type="dxa" w:w="2808"/>
@@ -2467,9 +2417,7 @@
         </w:tc>
       </w:tr>
       <w:tr>
-        <w:trPr>
-          <w:cantSplit/>
-        </w:trPr>
+        <w:trPr/>
         <w:tc>
           <w:tcPr>
             <w:tcW w:type="dxa" w:w="2808"/>
@@ -2532,9 +2480,7 @@
         </w:tc>
       </w:tr>
       <w:tr>
-        <w:trPr>
-          <w:cantSplit/>
-        </w:trPr>
+        <w:trPr/>
         <w:tc>
           <w:tcPr>
             <w:tcW w:type="dxa" w:w="2808"/>
@@ -2595,9 +2541,7 @@
         </w:tc>
       </w:tr>
       <w:tr>
-        <w:trPr>
-          <w:cantSplit/>
-        </w:trPr>
+        <w:trPr/>
         <w:tc>
           <w:tcPr>
             <w:tcW w:type="dxa" w:w="2808"/>
@@ -2660,9 +2604,7 @@
         </w:tc>
       </w:tr>
       <w:tr>
-        <w:trPr>
-          <w:cantSplit/>
-        </w:trPr>
+        <w:trPr/>
         <w:tc>
           <w:tcPr>
             <w:tcW w:type="dxa" w:w="2808"/>
